--- a/golden/uart/docs/word/09-UART 板级与逻辑接口需求规格说明.docx
+++ b/golden/uart/docs/word/09-UART 板级与逻辑接口需求规格说明.docx
@@ -45,7 +45,7 @@
             <w:r/>
             <w:r>
               <w:rPr>
-                <w:rFonts w:ascii="FangSong_GB2312" w:hAnsi="FangSong_GB2312" w:eastAsia="FangSong_GB2312" w:cs="FangSong_GB2312"/>
+                <w:rFonts w:ascii="Songti SC" w:hAnsi="Songti SC" w:eastAsia="Songti SC" w:cs="Songti SC"/>
                 <w:b/>
                 <w:sz w:val="18"/>
               </w:rPr>
@@ -72,7 +72,7 @@
             <w:r/>
             <w:r>
               <w:rPr>
-                <w:rFonts w:ascii="FangSong_GB2312" w:hAnsi="FangSong_GB2312" w:eastAsia="FangSong_GB2312" w:cs="FangSong_GB2312"/>
+                <w:rFonts w:ascii="Songti SC" w:hAnsi="Songti SC" w:eastAsia="Songti SC" w:cs="Songti SC"/>
                 <w:b/>
                 <w:sz w:val="18"/>
               </w:rPr>
@@ -100,7 +100,7 @@
             <w:r/>
             <w:r>
               <w:rPr>
-                <w:rFonts w:ascii="FangSong_GB2312" w:hAnsi="FangSong_GB2312" w:eastAsia="FangSong_GB2312" w:cs="FangSong_GB2312"/>
+                <w:rFonts w:ascii="Songti SC" w:hAnsi="Songti SC" w:eastAsia="Songti SC" w:cs="Songti SC"/>
                 <w:b w:val="0"/>
                 <w:sz w:val="18"/>
               </w:rPr>
@@ -126,11 +126,11 @@
             <w:r/>
             <w:r>
               <w:rPr>
-                <w:rFonts w:ascii="FangSong_GB2312" w:hAnsi="FangSong_GB2312" w:eastAsia="FangSong_GB2312" w:cs="FangSong_GB2312"/>
+                <w:rFonts w:ascii="Songti SC" w:hAnsi="Songti SC" w:eastAsia="Songti SC" w:cs="Songti SC"/>
                 <w:b w:val="0"/>
                 <w:sz w:val="18"/>
               </w:rPr>
-              <w:t>UART-DOC-009 / v2.3 candidate</w:t>
+              <w:t>UART-DOC-009 / v2.5 candidate</w:t>
             </w:r>
           </w:p>
         </w:tc>
@@ -154,7 +154,7 @@
             <w:r/>
             <w:r>
               <w:rPr>
-                <w:rFonts w:ascii="FangSong_GB2312" w:hAnsi="FangSong_GB2312" w:eastAsia="FangSong_GB2312" w:cs="FangSong_GB2312"/>
+                <w:rFonts w:ascii="Songti SC" w:hAnsi="Songti SC" w:eastAsia="Songti SC" w:cs="Songti SC"/>
                 <w:b w:val="0"/>
                 <w:sz w:val="18"/>
               </w:rPr>
@@ -180,7 +180,7 @@
             <w:r/>
             <w:r>
               <w:rPr>
-                <w:rFonts w:ascii="FangSong_GB2312" w:hAnsi="FangSong_GB2312" w:eastAsia="FangSong_GB2312" w:cs="FangSong_GB2312"/>
+                <w:rFonts w:ascii="Songti SC" w:hAnsi="Songti SC" w:eastAsia="Songti SC" w:cs="Songti SC"/>
                 <w:b w:val="0"/>
                 <w:sz w:val="18"/>
               </w:rPr>
@@ -208,7 +208,7 @@
             <w:r/>
             <w:r>
               <w:rPr>
-                <w:rFonts w:ascii="FangSong_GB2312" w:hAnsi="FangSong_GB2312" w:eastAsia="FangSong_GB2312" w:cs="FangSong_GB2312"/>
+                <w:rFonts w:ascii="Songti SC" w:hAnsi="Songti SC" w:eastAsia="Songti SC" w:cs="Songti SC"/>
                 <w:b w:val="0"/>
                 <w:sz w:val="18"/>
               </w:rPr>
@@ -234,11 +234,11 @@
             <w:r/>
             <w:r>
               <w:rPr>
-                <w:rFonts w:ascii="FangSong_GB2312" w:hAnsi="FangSong_GB2312" w:eastAsia="FangSong_GB2312" w:cs="FangSong_GB2312"/>
+                <w:rFonts w:ascii="Songti SC" w:hAnsi="Songti SC" w:eastAsia="Songti SC" w:cs="Songti SC"/>
                 <w:b w:val="0"/>
                 <w:sz w:val="18"/>
               </w:rPr>
-              <w:t>2026-08-27</w:t>
+              <w:t>2026-08-28</w:t>
             </w:r>
           </w:p>
         </w:tc>
@@ -262,7 +262,7 @@
             <w:r/>
             <w:r>
               <w:rPr>
-                <w:rFonts w:ascii="FangSong_GB2312" w:hAnsi="FangSong_GB2312" w:eastAsia="FangSong_GB2312" w:cs="FangSong_GB2312"/>
+                <w:rFonts w:ascii="Songti SC" w:hAnsi="Songti SC" w:eastAsia="Songti SC" w:cs="Songti SC"/>
                 <w:b w:val="0"/>
                 <w:sz w:val="18"/>
               </w:rPr>
@@ -288,7 +288,7 @@
             <w:r/>
             <w:r>
               <w:rPr>
-                <w:rFonts w:ascii="FangSong_GB2312" w:hAnsi="FangSong_GB2312" w:eastAsia="FangSong_GB2312" w:cs="FangSong_GB2312"/>
+                <w:rFonts w:ascii="Songti SC" w:hAnsi="Songti SC" w:eastAsia="Songti SC" w:cs="Songti SC"/>
                 <w:b w:val="0"/>
                 <w:sz w:val="18"/>
               </w:rPr>
@@ -316,7 +316,7 @@
             <w:r/>
             <w:r>
               <w:rPr>
-                <w:rFonts w:ascii="FangSong_GB2312" w:hAnsi="FangSong_GB2312" w:eastAsia="FangSong_GB2312" w:cs="FangSong_GB2312"/>
+                <w:rFonts w:ascii="Songti SC" w:hAnsi="Songti SC" w:eastAsia="Songti SC" w:cs="Songti SC"/>
                 <w:b w:val="0"/>
                 <w:sz w:val="18"/>
               </w:rPr>
@@ -342,7 +342,7 @@
             <w:r/>
             <w:r>
               <w:rPr>
-                <w:rFonts w:ascii="FangSong_GB2312" w:hAnsi="FangSong_GB2312" w:eastAsia="FangSong_GB2312" w:cs="FangSong_GB2312"/>
+                <w:rFonts w:ascii="Songti SC" w:hAnsi="Songti SC" w:eastAsia="Songti SC" w:cs="Songti SC"/>
                 <w:b w:val="0"/>
                 <w:sz w:val="18"/>
               </w:rPr>
@@ -370,7 +370,7 @@
             <w:r/>
             <w:r>
               <w:rPr>
-                <w:rFonts w:ascii="FangSong_GB2312" w:hAnsi="FangSong_GB2312" w:eastAsia="FangSong_GB2312" w:cs="FangSong_GB2312"/>
+                <w:rFonts w:ascii="Songti SC" w:hAnsi="Songti SC" w:eastAsia="Songti SC" w:cs="Songti SC"/>
                 <w:b w:val="0"/>
                 <w:sz w:val="18"/>
               </w:rPr>
@@ -396,7 +396,7 @@
             <w:r/>
             <w:r>
               <w:rPr>
-                <w:rFonts w:ascii="FangSong_GB2312" w:hAnsi="FangSong_GB2312" w:eastAsia="FangSong_GB2312" w:cs="FangSong_GB2312"/>
+                <w:rFonts w:ascii="Songti SC" w:hAnsi="Songti SC" w:eastAsia="Songti SC" w:cs="Songti SC"/>
                 <w:b w:val="0"/>
                 <w:sz w:val="18"/>
               </w:rPr>
@@ -424,7 +424,7 @@
             <w:r/>
             <w:r>
               <w:rPr>
-                <w:rFonts w:ascii="FangSong_GB2312" w:hAnsi="FangSong_GB2312" w:eastAsia="FangSong_GB2312" w:cs="FangSong_GB2312"/>
+                <w:rFonts w:ascii="Songti SC" w:hAnsi="Songti SC" w:eastAsia="Songti SC" w:cs="Songti SC"/>
                 <w:b w:val="0"/>
                 <w:sz w:val="18"/>
               </w:rPr>
@@ -450,7 +450,7 @@
             <w:r/>
             <w:r>
               <w:rPr>
-                <w:rFonts w:ascii="FangSong_GB2312" w:hAnsi="FangSong_GB2312" w:eastAsia="FangSong_GB2312" w:cs="FangSong_GB2312"/>
+                <w:rFonts w:ascii="Songti SC" w:hAnsi="Songti SC" w:eastAsia="Songti SC" w:cs="Songti SC"/>
                 <w:b w:val="0"/>
                 <w:sz w:val="18"/>
               </w:rPr>
@@ -478,7 +478,7 @@
             <w:r/>
             <w:r>
               <w:rPr>
-                <w:rFonts w:ascii="FangSong_GB2312" w:hAnsi="FangSong_GB2312" w:eastAsia="FangSong_GB2312" w:cs="FangSong_GB2312"/>
+                <w:rFonts w:ascii="Songti SC" w:hAnsi="Songti SC" w:eastAsia="Songti SC" w:cs="Songti SC"/>
                 <w:b w:val="0"/>
                 <w:sz w:val="18"/>
               </w:rPr>
@@ -504,7 +504,7 @@
             <w:r/>
             <w:r>
               <w:rPr>
-                <w:rFonts w:ascii="FangSong_GB2312" w:hAnsi="FangSong_GB2312" w:eastAsia="FangSong_GB2312" w:cs="FangSong_GB2312"/>
+                <w:rFonts w:ascii="Songti SC" w:hAnsi="Songti SC" w:eastAsia="Songti SC" w:cs="Songti SC"/>
                 <w:b w:val="0"/>
                 <w:sz w:val="18"/>
               </w:rPr>
@@ -569,7 +569,7 @@
             <w:r/>
             <w:r>
               <w:rPr>
-                <w:rFonts w:ascii="FangSong_GB2312" w:hAnsi="FangSong_GB2312" w:eastAsia="FangSong_GB2312" w:cs="FangSong_GB2312"/>
+                <w:rFonts w:ascii="Songti SC" w:hAnsi="Songti SC" w:eastAsia="Songti SC" w:cs="Songti SC"/>
                 <w:b/>
                 <w:sz w:val="18"/>
               </w:rPr>
@@ -596,7 +596,7 @@
             <w:r/>
             <w:r>
               <w:rPr>
-                <w:rFonts w:ascii="FangSong_GB2312" w:hAnsi="FangSong_GB2312" w:eastAsia="FangSong_GB2312" w:cs="FangSong_GB2312"/>
+                <w:rFonts w:ascii="Songti SC" w:hAnsi="Songti SC" w:eastAsia="Songti SC" w:cs="Songti SC"/>
                 <w:b/>
                 <w:sz w:val="18"/>
               </w:rPr>
@@ -623,7 +623,7 @@
             <w:r/>
             <w:r>
               <w:rPr>
-                <w:rFonts w:ascii="FangSong_GB2312" w:hAnsi="FangSong_GB2312" w:eastAsia="FangSong_GB2312" w:cs="FangSong_GB2312"/>
+                <w:rFonts w:ascii="Songti SC" w:hAnsi="Songti SC" w:eastAsia="Songti SC" w:cs="Songti SC"/>
                 <w:b/>
                 <w:sz w:val="18"/>
               </w:rPr>
@@ -650,7 +650,7 @@
             <w:r/>
             <w:r>
               <w:rPr>
-                <w:rFonts w:ascii="FangSong_GB2312" w:hAnsi="FangSong_GB2312" w:eastAsia="FangSong_GB2312" w:cs="FangSong_GB2312"/>
+                <w:rFonts w:ascii="Songti SC" w:hAnsi="Songti SC" w:eastAsia="Songti SC" w:cs="Songti SC"/>
                 <w:b/>
                 <w:sz w:val="18"/>
               </w:rPr>
@@ -678,11 +678,11 @@
             <w:r/>
             <w:r>
               <w:rPr>
-                <w:rFonts w:ascii="FangSong_GB2312" w:hAnsi="FangSong_GB2312" w:eastAsia="FangSong_GB2312" w:cs="FangSong_GB2312"/>
+                <w:rFonts w:ascii="Songti SC" w:hAnsi="Songti SC" w:eastAsia="Songti SC" w:cs="Songti SC"/>
                 <w:b w:val="0"/>
                 <w:sz w:val="18"/>
               </w:rPr>
-              <w:t>v2.3 candidate</w:t>
+              <w:t>v2.5 candidate</w:t>
             </w:r>
           </w:p>
         </w:tc>
@@ -704,11 +704,11 @@
             <w:r/>
             <w:r>
               <w:rPr>
-                <w:rFonts w:ascii="FangSong_GB2312" w:hAnsi="FangSong_GB2312" w:eastAsia="FangSong_GB2312" w:cs="FangSong_GB2312"/>
+                <w:rFonts w:ascii="Songti SC" w:hAnsi="Songti SC" w:eastAsia="Songti SC" w:cs="Songti SC"/>
                 <w:b w:val="0"/>
                 <w:sz w:val="18"/>
               </w:rPr>
-              <w:t>2026-08-27</w:t>
+              <w:t>2026-08-28</w:t>
             </w:r>
           </w:p>
         </w:tc>
@@ -730,7 +730,7 @@
             <w:r/>
             <w:r>
               <w:rPr>
-                <w:rFonts w:ascii="FangSong_GB2312" w:hAnsi="FangSong_GB2312" w:eastAsia="FangSong_GB2312" w:cs="FangSong_GB2312"/>
+                <w:rFonts w:ascii="Songti SC" w:hAnsi="Songti SC" w:eastAsia="Songti SC" w:cs="Songti SC"/>
                 <w:b w:val="0"/>
                 <w:sz w:val="18"/>
               </w:rPr>
@@ -756,7 +756,7 @@
             <w:r/>
             <w:r>
               <w:rPr>
-                <w:rFonts w:ascii="FangSong_GB2312" w:hAnsi="FangSong_GB2312" w:eastAsia="FangSong_GB2312" w:cs="FangSong_GB2312"/>
+                <w:rFonts w:ascii="Songti SC" w:hAnsi="Songti SC" w:eastAsia="Songti SC" w:cs="Songti SC"/>
                 <w:b w:val="0"/>
                 <w:sz w:val="18"/>
               </w:rPr>
@@ -794,7 +794,7 @@
       </w:pPr>
       <w:r>
         <w:rPr>
-          <w:rFonts w:ascii="FangSong_GB2312" w:hAnsi="FangSong_GB2312" w:eastAsia="FangSong_GB2312" w:cs="FangSong_GB2312"/>
+          <w:rFonts w:ascii="Songti SC" w:hAnsi="Songti SC" w:eastAsia="Songti SC" w:cs="Songti SC"/>
           <w:b w:val="0"/>
           <w:sz w:val="22"/>
         </w:rPr>
@@ -811,7 +811,7 @@
       </w:pPr>
       <w:r>
         <w:rPr>
-          <w:rFonts w:ascii="FangSong_GB2312" w:hAnsi="FangSong_GB2312" w:eastAsia="FangSong_GB2312" w:cs="FangSong_GB2312"/>
+          <w:rFonts w:ascii="Songti SC" w:hAnsi="Songti SC" w:eastAsia="Songti SC" w:cs="Songti SC"/>
           <w:b w:val="0"/>
           <w:sz w:val="22"/>
         </w:rPr>
@@ -828,7 +828,7 @@
       </w:pPr>
       <w:r>
         <w:rPr>
-          <w:rFonts w:ascii="FangSong_GB2312" w:hAnsi="FangSong_GB2312" w:eastAsia="FangSong_GB2312" w:cs="FangSong_GB2312"/>
+          <w:rFonts w:ascii="Songti SC" w:hAnsi="Songti SC" w:eastAsia="Songti SC" w:cs="Songti SC"/>
           <w:b w:val="0"/>
           <w:sz w:val="22"/>
         </w:rPr>
@@ -845,7 +845,7 @@
       </w:pPr>
       <w:r>
         <w:rPr>
-          <w:rFonts w:ascii="FangSong_GB2312" w:hAnsi="FangSong_GB2312" w:eastAsia="FangSong_GB2312" w:cs="FangSong_GB2312"/>
+          <w:rFonts w:ascii="Songti SC" w:hAnsi="Songti SC" w:eastAsia="Songti SC" w:cs="Songti SC"/>
           <w:b w:val="0"/>
           <w:sz w:val="22"/>
         </w:rPr>
@@ -862,7 +862,7 @@
       </w:pPr>
       <w:r>
         <w:rPr>
-          <w:rFonts w:ascii="FangSong_GB2312" w:hAnsi="FangSong_GB2312" w:eastAsia="FangSong_GB2312" w:cs="FangSong_GB2312"/>
+          <w:rFonts w:ascii="Songti SC" w:hAnsi="Songti SC" w:eastAsia="Songti SC" w:cs="Songti SC"/>
           <w:b w:val="0"/>
           <w:sz w:val="22"/>
         </w:rPr>
@@ -879,7 +879,7 @@
       </w:pPr>
       <w:r>
         <w:rPr>
-          <w:rFonts w:ascii="FangSong_GB2312" w:hAnsi="FangSong_GB2312" w:eastAsia="FangSong_GB2312" w:cs="FangSong_GB2312"/>
+          <w:rFonts w:ascii="Songti SC" w:hAnsi="Songti SC" w:eastAsia="Songti SC" w:cs="Songti SC"/>
           <w:b w:val="0"/>
           <w:sz w:val="22"/>
         </w:rPr>
@@ -905,11 +905,28 @@
       </w:pPr>
       <w:r>
         <w:rPr>
-          <w:rFonts w:ascii="FangSong_GB2312" w:hAnsi="FangSong_GB2312" w:eastAsia="FangSong_GB2312" w:cs="FangSong_GB2312"/>
+          <w:rFonts w:ascii="Songti SC" w:hAnsi="Songti SC" w:eastAsia="Songti SC" w:cs="Songti SC"/>
           <w:b w:val="0"/>
           <w:sz w:val="22"/>
         </w:rPr>
-        <w:t>本文档适用于 GOLDEN-UART 候选项目。用户已选定 AMD Xilinx Virtex-7 XC7VX690T、</w:t>
+        <w:t>本文档适用于 GOLDEN-UART 候选项目。目标平台已固定为 AMD/Xilinx VC709 Rev 1.0 候选板、</w:t>
+      </w:r>
+      <w:r>
+        <w:rPr>
+          <w:rFonts w:ascii="Courier New" w:hAnsi="Courier New" w:eastAsia="Courier New" w:cs="Courier New"/>
+          <w:b w:val="0"/>
+          <w:color w:val="1F3A5F"/>
+          <w:sz w:val="21"/>
+        </w:rPr>
+        <w:t>xc7vx690tffg1761-2</w:t>
+      </w:r>
+      <w:r>
+        <w:rPr>
+          <w:rFonts w:ascii="Songti SC" w:hAnsi="Songti SC" w:eastAsia="Songti SC" w:cs="Songti SC"/>
+          <w:b w:val="0"/>
+          <w:sz w:val="22"/>
+        </w:rPr>
+        <w:t>、</w:t>
       </w:r>
       <w:r>
         <w:rPr>
@@ -922,7 +939,7 @@
       </w:r>
       <w:r>
         <w:rPr>
-          <w:rFonts w:ascii="FangSong_GB2312" w:hAnsi="FangSong_GB2312" w:eastAsia="FangSong_GB2312" w:cs="FangSong_GB2312"/>
+          <w:rFonts w:ascii="Songti SC" w:hAnsi="Songti SC" w:eastAsia="Songti SC" w:cs="Songti SC"/>
           <w:b w:val="0"/>
           <w:sz w:val="22"/>
         </w:rPr>
@@ -939,11 +956,11 @@
       </w:r>
       <w:r>
         <w:rPr>
-          <w:rFonts w:ascii="FangSong_GB2312" w:hAnsi="FangSong_GB2312" w:eastAsia="FangSong_GB2312" w:cs="FangSong_GB2312"/>
+          <w:rFonts w:ascii="Songti SC" w:hAnsi="Songti SC" w:eastAsia="Songti SC" w:cs="Songti SC"/>
           <w:b w:val="0"/>
           <w:sz w:val="22"/>
         </w:rPr>
-        <w:t xml:space="preserve"> 板级包装、板载 USB-UART、100 MHz 核时钟、9600 bit/s 8N1 基线与 115200 bit/s 扩展回归。候选 Vivado part 为 </w:t>
+        <w:t xml:space="preserve"> 板级包装、200 MHz 差分板钟经 MMCM生成 100 MHz 核时钟，以及板载 CP2103 USB-UART。真实 Connector/Vivado 2021.1 已返回精确 part，9600 与 115200 两组 XSim、综合和停在码流前的实现均已通过 Mac→66 直连形成修订后 </w:t>
       </w:r>
       <w:r>
         <w:rPr>
@@ -952,32 +969,15 @@
           <w:color w:val="1F3A5F"/>
           <w:sz w:val="21"/>
         </w:rPr>
-        <w:t>xc7vx690tffg1761-2</w:t>
+        <w:t>DIFF_SSTL15</w:t>
       </w:r>
       <w:r>
         <w:rPr>
-          <w:rFonts w:ascii="FangSong_GB2312" w:hAnsi="FangSong_GB2312" w:eastAsia="FangSong_GB2312" w:cs="FangSong_GB2312"/>
+          <w:rFonts w:ascii="Songti SC" w:hAnsi="Songti SC" w:eastAsia="Songti SC" w:cs="Songti SC"/>
           <w:b w:val="0"/>
           <w:sz w:val="22"/>
         </w:rPr>
-        <w:t xml:space="preserve">，但已知 worker-66/Vivado 2021.1 不包含它，新 Connector 尚未用 </w:t>
-      </w:r>
-      <w:r>
-        <w:rPr>
-          <w:rFonts w:ascii="Courier New" w:hAnsi="Courier New" w:eastAsia="Courier New" w:cs="Courier New"/>
-          <w:b w:val="0"/>
-          <w:color w:val="1F3A5F"/>
-          <w:sz w:val="21"/>
-        </w:rPr>
-        <w:t>get_parts -quiet xc7vx690t*</w:t>
-      </w:r>
-      <w:r>
-        <w:rPr>
-          <w:rFonts w:ascii="FangSong_GB2312" w:hAnsi="FangSong_GB2312" w:eastAsia="FangSong_GB2312" w:cs="FangSong_GB2312"/>
-          <w:b w:val="0"/>
-          <w:sz w:val="22"/>
-        </w:rPr>
-        <w:t xml:space="preserve"> 确认。</w:t>
+        <w:t xml:space="preserve"> exploratory/candidate 证据。</w:t>
       </w:r>
     </w:p>
     <w:p>
@@ -986,7 +986,7 @@
       </w:pPr>
       <w:r>
         <w:rPr>
-          <w:rFonts w:ascii="FangSong_GB2312" w:hAnsi="FangSong_GB2312" w:eastAsia="FangSong_GB2312" w:cs="FangSong_GB2312"/>
+          <w:rFonts w:ascii="Songti SC" w:hAnsi="Songti SC" w:eastAsia="Songti SC" w:cs="Songti SC"/>
           <w:b w:val="0"/>
           <w:sz w:val="22"/>
         </w:rPr>
@@ -1037,7 +1037,7 @@
             <w:r/>
             <w:r>
               <w:rPr>
-                <w:rFonts w:ascii="FangSong_GB2312" w:hAnsi="FangSong_GB2312" w:eastAsia="FangSong_GB2312" w:cs="FangSong_GB2312"/>
+                <w:rFonts w:ascii="Songti SC" w:hAnsi="Songti SC" w:eastAsia="Songti SC" w:cs="Songti SC"/>
                 <w:b/>
                 <w:sz w:val="18"/>
               </w:rPr>
@@ -1064,7 +1064,7 @@
             <w:r/>
             <w:r>
               <w:rPr>
-                <w:rFonts w:ascii="FangSong_GB2312" w:hAnsi="FangSong_GB2312" w:eastAsia="FangSong_GB2312" w:cs="FangSong_GB2312"/>
+                <w:rFonts w:ascii="Songti SC" w:hAnsi="Songti SC" w:eastAsia="Songti SC" w:cs="Songti SC"/>
                 <w:b/>
                 <w:sz w:val="18"/>
               </w:rPr>
@@ -1091,7 +1091,7 @@
             <w:r/>
             <w:r>
               <w:rPr>
-                <w:rFonts w:ascii="FangSong_GB2312" w:hAnsi="FangSong_GB2312" w:eastAsia="FangSong_GB2312" w:cs="FangSong_GB2312"/>
+                <w:rFonts w:ascii="Songti SC" w:hAnsi="Songti SC" w:eastAsia="Songti SC" w:cs="Songti SC"/>
                 <w:b/>
                 <w:sz w:val="18"/>
               </w:rPr>
@@ -1119,7 +1119,247 @@
             <w:r/>
             <w:r>
               <w:rPr>
-                <w:rFonts w:ascii="FangSong_GB2312" w:hAnsi="FangSong_GB2312" w:eastAsia="FangSong_GB2312" w:cs="FangSong_GB2312"/>
+                <w:rFonts w:ascii="Songti SC" w:hAnsi="Songti SC" w:eastAsia="Songti SC" w:cs="Songti SC"/>
+                <w:b w:val="0"/>
+                <w:sz w:val="18"/>
+              </w:rPr>
+              <w:t>GB/T 11457-2006</w:t>
+            </w:r>
+          </w:p>
+        </w:tc>
+        <w:tc>
+          <w:tcPr>
+            <w:tcW w:type="dxa" w:w="3610"/>
+            <w:vAlign w:val="center"/>
+            <w:tcMar>
+              <w:top w:w="80" w:type="dxa"/>
+              <w:start w:w="120" w:type="dxa"/>
+              <w:bottom w:w="80" w:type="dxa"/>
+              <w:end w:w="120" w:type="dxa"/>
+            </w:tcMar>
+          </w:tcPr>
+          <w:p>
+            <w:pPr>
+              <w:spacing w:after="0"/>
+            </w:pPr>
+            <w:r/>
+            <w:r>
+              <w:rPr>
+                <w:rFonts w:ascii="Songti SC" w:hAnsi="Songti SC" w:eastAsia="Songti SC" w:cs="Songti SC"/>
+                <w:b w:val="0"/>
+                <w:sz w:val="18"/>
+              </w:rPr>
+              <w:t>软件工程术语</w:t>
+            </w:r>
+          </w:p>
+        </w:tc>
+        <w:tc>
+          <w:tcPr>
+            <w:tcW w:type="dxa" w:w="3610"/>
+            <w:vAlign w:val="center"/>
+            <w:tcMar>
+              <w:top w:w="80" w:type="dxa"/>
+              <w:start w:w="120" w:type="dxa"/>
+              <w:bottom w:w="80" w:type="dxa"/>
+              <w:end w:w="120" w:type="dxa"/>
+            </w:tcMar>
+          </w:tcPr>
+          <w:p>
+            <w:pPr>
+              <w:spacing w:after="0"/>
+            </w:pPr>
+            <w:r/>
+            <w:r>
+              <w:rPr>
+                <w:rFonts w:ascii="Songti SC" w:hAnsi="Songti SC" w:eastAsia="Songti SC" w:cs="Songti SC"/>
+                <w:b w:val="0"/>
+                <w:sz w:val="18"/>
+              </w:rPr>
+              <w:t>国家标准全文公开系统原始 PDF；受控性待审核</w:t>
+            </w:r>
+          </w:p>
+        </w:tc>
+      </w:tr>
+      <w:tr>
+        <w:tc>
+          <w:tcPr>
+            <w:tcW w:type="dxa" w:w="1805"/>
+            <w:vAlign w:val="center"/>
+            <w:tcMar>
+              <w:top w:w="80" w:type="dxa"/>
+              <w:start w:w="120" w:type="dxa"/>
+              <w:bottom w:w="80" w:type="dxa"/>
+              <w:end w:w="120" w:type="dxa"/>
+            </w:tcMar>
+          </w:tcPr>
+          <w:p>
+            <w:pPr>
+              <w:spacing w:after="0"/>
+            </w:pPr>
+            <w:r/>
+            <w:r>
+              <w:rPr>
+                <w:rFonts w:ascii="Songti SC" w:hAnsi="Songti SC" w:eastAsia="Songti SC" w:cs="Songti SC"/>
+                <w:b w:val="0"/>
+                <w:sz w:val="18"/>
+              </w:rPr>
+              <w:t>GJB 2786A-2009</w:t>
+            </w:r>
+          </w:p>
+        </w:tc>
+        <w:tc>
+          <w:tcPr>
+            <w:tcW w:type="dxa" w:w="3610"/>
+            <w:vAlign w:val="center"/>
+            <w:tcMar>
+              <w:top w:w="80" w:type="dxa"/>
+              <w:start w:w="120" w:type="dxa"/>
+              <w:bottom w:w="80" w:type="dxa"/>
+              <w:end w:w="120" w:type="dxa"/>
+            </w:tcMar>
+          </w:tcPr>
+          <w:p>
+            <w:pPr>
+              <w:spacing w:after="0"/>
+            </w:pPr>
+            <w:r/>
+            <w:r>
+              <w:rPr>
+                <w:rFonts w:ascii="Songti SC" w:hAnsi="Songti SC" w:eastAsia="Songti SC" w:cs="Songti SC"/>
+                <w:b w:val="0"/>
+                <w:sz w:val="18"/>
+              </w:rPr>
+              <w:t>军用软件开发通用要求</w:t>
+            </w:r>
+          </w:p>
+        </w:tc>
+        <w:tc>
+          <w:tcPr>
+            <w:tcW w:type="dxa" w:w="3610"/>
+            <w:vAlign w:val="center"/>
+            <w:tcMar>
+              <w:top w:w="80" w:type="dxa"/>
+              <w:start w:w="120" w:type="dxa"/>
+              <w:bottom w:w="80" w:type="dxa"/>
+              <w:end w:w="120" w:type="dxa"/>
+            </w:tcMar>
+          </w:tcPr>
+          <w:p>
+            <w:pPr>
+              <w:spacing w:after="0"/>
+            </w:pPr>
+            <w:r/>
+            <w:r>
+              <w:rPr>
+                <w:rFonts w:ascii="Songti SC" w:hAnsi="Songti SC" w:eastAsia="Songti SC" w:cs="Songti SC"/>
+                <w:b w:val="0"/>
+                <w:sz w:val="18"/>
+              </w:rPr>
+              <w:t>仓库完整重建件及用户副本交叉核对；受控性待审核</w:t>
+            </w:r>
+          </w:p>
+        </w:tc>
+      </w:tr>
+      <w:tr>
+        <w:tc>
+          <w:tcPr>
+            <w:tcW w:type="dxa" w:w="1805"/>
+            <w:vAlign w:val="center"/>
+            <w:tcMar>
+              <w:top w:w="80" w:type="dxa"/>
+              <w:start w:w="120" w:type="dxa"/>
+              <w:bottom w:w="80" w:type="dxa"/>
+              <w:end w:w="120" w:type="dxa"/>
+            </w:tcMar>
+          </w:tcPr>
+          <w:p>
+            <w:pPr>
+              <w:spacing w:after="0"/>
+            </w:pPr>
+            <w:r/>
+            <w:r>
+              <w:rPr>
+                <w:rFonts w:ascii="Songti SC" w:hAnsi="Songti SC" w:eastAsia="Songti SC" w:cs="Songti SC"/>
+                <w:b w:val="0"/>
+                <w:sz w:val="18"/>
+              </w:rPr>
+              <w:t>GJB 5235-2004</w:t>
+            </w:r>
+          </w:p>
+        </w:tc>
+        <w:tc>
+          <w:tcPr>
+            <w:tcW w:type="dxa" w:w="3610"/>
+            <w:vAlign w:val="center"/>
+            <w:tcMar>
+              <w:top w:w="80" w:type="dxa"/>
+              <w:start w:w="120" w:type="dxa"/>
+              <w:bottom w:w="80" w:type="dxa"/>
+              <w:end w:w="120" w:type="dxa"/>
+            </w:tcMar>
+          </w:tcPr>
+          <w:p>
+            <w:pPr>
+              <w:spacing w:after="0"/>
+            </w:pPr>
+            <w:r/>
+            <w:r>
+              <w:rPr>
+                <w:rFonts w:ascii="Songti SC" w:hAnsi="Songti SC" w:eastAsia="Songti SC" w:cs="Songti SC"/>
+                <w:b w:val="0"/>
+                <w:sz w:val="18"/>
+              </w:rPr>
+              <w:t>军用软件配置管理</w:t>
+            </w:r>
+          </w:p>
+        </w:tc>
+        <w:tc>
+          <w:tcPr>
+            <w:tcW w:type="dxa" w:w="3610"/>
+            <w:vAlign w:val="center"/>
+            <w:tcMar>
+              <w:top w:w="80" w:type="dxa"/>
+              <w:start w:w="120" w:type="dxa"/>
+              <w:bottom w:w="80" w:type="dxa"/>
+              <w:end w:w="120" w:type="dxa"/>
+            </w:tcMar>
+          </w:tcPr>
+          <w:p>
+            <w:pPr>
+              <w:spacing w:after="0"/>
+            </w:pPr>
+            <w:r/>
+            <w:r>
+              <w:rPr>
+                <w:rFonts w:ascii="Songti SC" w:hAnsi="Songti SC" w:eastAsia="Songti SC" w:cs="Songti SC"/>
+                <w:b w:val="0"/>
+                <w:sz w:val="18"/>
+              </w:rPr>
+              <w:t>仓库完整重建件及用户副本交叉核对；受控性待审核</w:t>
+            </w:r>
+          </w:p>
+        </w:tc>
+      </w:tr>
+      <w:tr>
+        <w:tc>
+          <w:tcPr>
+            <w:tcW w:type="dxa" w:w="1805"/>
+            <w:vAlign w:val="center"/>
+            <w:tcMar>
+              <w:top w:w="80" w:type="dxa"/>
+              <w:start w:w="120" w:type="dxa"/>
+              <w:bottom w:w="80" w:type="dxa"/>
+              <w:end w:w="120" w:type="dxa"/>
+            </w:tcMar>
+          </w:tcPr>
+          <w:p>
+            <w:pPr>
+              <w:spacing w:after="0"/>
+            </w:pPr>
+            <w:r/>
+            <w:r>
+              <w:rPr>
+                <w:rFonts w:ascii="Songti SC" w:hAnsi="Songti SC" w:eastAsia="Songti SC" w:cs="Songti SC"/>
                 <w:b w:val="0"/>
                 <w:sz w:val="18"/>
               </w:rPr>
@@ -1145,7 +1385,7 @@
             <w:r/>
             <w:r>
               <w:rPr>
-                <w:rFonts w:ascii="FangSong_GB2312" w:hAnsi="FangSong_GB2312" w:eastAsia="FangSong_GB2312" w:cs="FangSong_GB2312"/>
+                <w:rFonts w:ascii="Songti SC" w:hAnsi="Songti SC" w:eastAsia="Songti SC" w:cs="Songti SC"/>
                 <w:b w:val="0"/>
                 <w:sz w:val="18"/>
               </w:rPr>
@@ -1171,7 +1411,7 @@
             <w:r/>
             <w:r>
               <w:rPr>
-                <w:rFonts w:ascii="FangSong_GB2312" w:hAnsi="FangSong_GB2312" w:eastAsia="FangSong_GB2312" w:cs="FangSong_GB2312"/>
+                <w:rFonts w:ascii="Songti SC" w:hAnsi="Songti SC" w:eastAsia="Songti SC" w:cs="Songti SC"/>
                 <w:b w:val="0"/>
                 <w:sz w:val="18"/>
               </w:rPr>
@@ -1199,7 +1439,7 @@
             <w:r/>
             <w:r>
               <w:rPr>
-                <w:rFonts w:ascii="FangSong_GB2312" w:hAnsi="FangSong_GB2312" w:eastAsia="FangSong_GB2312" w:cs="FangSong_GB2312"/>
+                <w:rFonts w:ascii="Songti SC" w:hAnsi="Songti SC" w:eastAsia="Songti SC" w:cs="Songti SC"/>
                 <w:b w:val="0"/>
                 <w:sz w:val="18"/>
               </w:rPr>
@@ -1225,7 +1465,7 @@
             <w:r/>
             <w:r>
               <w:rPr>
-                <w:rFonts w:ascii="FangSong_GB2312" w:hAnsi="FangSong_GB2312" w:eastAsia="FangSong_GB2312" w:cs="FangSong_GB2312"/>
+                <w:rFonts w:ascii="Songti SC" w:hAnsi="Songti SC" w:eastAsia="Songti SC" w:cs="Songti SC"/>
                 <w:b w:val="0"/>
                 <w:sz w:val="18"/>
               </w:rPr>
@@ -1251,7 +1491,7 @@
             <w:r/>
             <w:r>
               <w:rPr>
-                <w:rFonts w:ascii="FangSong_GB2312" w:hAnsi="FangSong_GB2312" w:eastAsia="FangSong_GB2312" w:cs="FangSong_GB2312"/>
+                <w:rFonts w:ascii="Songti SC" w:hAnsi="Songti SC" w:eastAsia="Songti SC" w:cs="Songti SC"/>
                 <w:b w:val="0"/>
                 <w:sz w:val="18"/>
               </w:rPr>
@@ -1279,7 +1519,7 @@
             <w:r/>
             <w:r>
               <w:rPr>
-                <w:rFonts w:ascii="FangSong_GB2312" w:hAnsi="FangSong_GB2312" w:eastAsia="FangSong_GB2312" w:cs="FangSong_GB2312"/>
+                <w:rFonts w:ascii="Songti SC" w:hAnsi="Songti SC" w:eastAsia="Songti SC" w:cs="Songti SC"/>
                 <w:b w:val="0"/>
                 <w:sz w:val="18"/>
               </w:rPr>
@@ -1305,7 +1545,7 @@
             <w:r/>
             <w:r>
               <w:rPr>
-                <w:rFonts w:ascii="FangSong_GB2312" w:hAnsi="FangSong_GB2312" w:eastAsia="FangSong_GB2312" w:cs="FangSong_GB2312"/>
+                <w:rFonts w:ascii="Songti SC" w:hAnsi="Songti SC" w:eastAsia="Songti SC" w:cs="Songti SC"/>
                 <w:b w:val="0"/>
                 <w:sz w:val="18"/>
               </w:rPr>
@@ -1331,7 +1571,7 @@
             <w:r/>
             <w:r>
               <w:rPr>
-                <w:rFonts w:ascii="FangSong_GB2312" w:hAnsi="FangSong_GB2312" w:eastAsia="FangSong_GB2312" w:cs="FangSong_GB2312"/>
+                <w:rFonts w:ascii="Songti SC" w:hAnsi="Songti SC" w:eastAsia="Songti SC" w:cs="Songti SC"/>
                 <w:b w:val="0"/>
                 <w:sz w:val="18"/>
               </w:rPr>
@@ -1359,7 +1599,7 @@
             <w:r/>
             <w:r>
               <w:rPr>
-                <w:rFonts w:ascii="FangSong_GB2312" w:hAnsi="FangSong_GB2312" w:eastAsia="FangSong_GB2312" w:cs="FangSong_GB2312"/>
+                <w:rFonts w:ascii="Songti SC" w:hAnsi="Songti SC" w:eastAsia="Songti SC" w:cs="Songti SC"/>
                 <w:b w:val="0"/>
                 <w:sz w:val="18"/>
               </w:rPr>
@@ -1385,7 +1625,7 @@
             <w:r/>
             <w:r>
               <w:rPr>
-                <w:rFonts w:ascii="FangSong_GB2312" w:hAnsi="FangSong_GB2312" w:eastAsia="FangSong_GB2312" w:cs="FangSong_GB2312"/>
+                <w:rFonts w:ascii="Songti SC" w:hAnsi="Songti SC" w:eastAsia="Songti SC" w:cs="Songti SC"/>
                 <w:b w:val="0"/>
                 <w:sz w:val="18"/>
               </w:rPr>
@@ -1411,7 +1651,7 @@
             <w:r/>
             <w:r>
               <w:rPr>
-                <w:rFonts w:ascii="FangSong_GB2312" w:hAnsi="FangSong_GB2312" w:eastAsia="FangSong_GB2312" w:cs="FangSong_GB2312"/>
+                <w:rFonts w:ascii="Songti SC" w:hAnsi="Songti SC" w:eastAsia="Songti SC" w:cs="Songti SC"/>
                 <w:b w:val="0"/>
                 <w:sz w:val="18"/>
               </w:rPr>
@@ -1439,7 +1679,87 @@
             <w:r/>
             <w:r>
               <w:rPr>
-                <w:rFonts w:ascii="FangSong_GB2312" w:hAnsi="FangSong_GB2312" w:eastAsia="FangSong_GB2312" w:cs="FangSong_GB2312"/>
+                <w:rFonts w:ascii="Songti SC" w:hAnsi="Songti SC" w:eastAsia="Songti SC" w:cs="Songti SC"/>
+                <w:b w:val="0"/>
+                <w:sz w:val="18"/>
+              </w:rPr>
+              <w:t>GB/T 8566-2022</w:t>
+            </w:r>
+          </w:p>
+        </w:tc>
+        <w:tc>
+          <w:tcPr>
+            <w:tcW w:type="dxa" w:w="3610"/>
+            <w:vAlign w:val="center"/>
+            <w:tcMar>
+              <w:top w:w="80" w:type="dxa"/>
+              <w:start w:w="120" w:type="dxa"/>
+              <w:bottom w:w="80" w:type="dxa"/>
+              <w:end w:w="120" w:type="dxa"/>
+            </w:tcMar>
+          </w:tcPr>
+          <w:p>
+            <w:pPr>
+              <w:spacing w:after="0"/>
+            </w:pPr>
+            <w:r/>
+            <w:r>
+              <w:rPr>
+                <w:rFonts w:ascii="Songti SC" w:hAnsi="Songti SC" w:eastAsia="Songti SC" w:cs="Songti SC"/>
+                <w:b w:val="0"/>
+                <w:sz w:val="18"/>
+              </w:rPr>
+              <w:t>系统与软件工程 软件生存周期过程</w:t>
+            </w:r>
+          </w:p>
+        </w:tc>
+        <w:tc>
+          <w:tcPr>
+            <w:tcW w:type="dxa" w:w="3610"/>
+            <w:vAlign w:val="center"/>
+            <w:tcMar>
+              <w:top w:w="80" w:type="dxa"/>
+              <w:start w:w="120" w:type="dxa"/>
+              <w:bottom w:w="80" w:type="dxa"/>
+              <w:end w:w="120" w:type="dxa"/>
+            </w:tcMar>
+          </w:tcPr>
+          <w:p>
+            <w:pPr>
+              <w:spacing w:after="0"/>
+            </w:pPr>
+            <w:r/>
+            <w:r>
+              <w:rPr>
+                <w:rFonts w:ascii="Songti SC" w:hAnsi="Songti SC" w:eastAsia="Songti SC" w:cs="Songti SC"/>
+                <w:b w:val="0"/>
+                <w:sz w:val="18"/>
+              </w:rPr>
+              <w:t>用户已定位原文；仓库尚未同步、哈希和版本复核</w:t>
+            </w:r>
+          </w:p>
+        </w:tc>
+      </w:tr>
+      <w:tr>
+        <w:tc>
+          <w:tcPr>
+            <w:tcW w:type="dxa" w:w="1805"/>
+            <w:vAlign w:val="center"/>
+            <w:tcMar>
+              <w:top w:w="80" w:type="dxa"/>
+              <w:start w:w="120" w:type="dxa"/>
+              <w:bottom w:w="80" w:type="dxa"/>
+              <w:end w:w="120" w:type="dxa"/>
+            </w:tcMar>
+          </w:tcPr>
+          <w:p>
+            <w:pPr>
+              <w:spacing w:after="0"/>
+            </w:pPr>
+            <w:r/>
+            <w:r>
+              <w:rPr>
+                <w:rFonts w:ascii="Songti SC" w:hAnsi="Songti SC" w:eastAsia="Songti SC" w:cs="Songti SC"/>
                 <w:b w:val="0"/>
                 <w:sz w:val="18"/>
               </w:rPr>
@@ -1465,7 +1785,7 @@
             <w:r/>
             <w:r>
               <w:rPr>
-                <w:rFonts w:ascii="FangSong_GB2312" w:hAnsi="FangSong_GB2312" w:eastAsia="FangSong_GB2312" w:cs="FangSong_GB2312"/>
+                <w:rFonts w:ascii="Songti SC" w:hAnsi="Songti SC" w:eastAsia="Songti SC" w:cs="Songti SC"/>
                 <w:b w:val="0"/>
                 <w:sz w:val="18"/>
               </w:rPr>
@@ -1491,11 +1811,11 @@
             <w:r/>
             <w:r>
               <w:rPr>
-                <w:rFonts w:ascii="FangSong_GB2312" w:hAnsi="FangSong_GB2312" w:eastAsia="FangSong_GB2312" w:cs="FangSong_GB2312"/>
+                <w:rFonts w:ascii="Songti SC" w:hAnsi="Songti SC" w:eastAsia="Songti SC" w:cs="Songti SC"/>
                 <w:b w:val="0"/>
                 <w:sz w:val="18"/>
               </w:rPr>
-              <w:t>v2.3 candidate</w:t>
+              <w:t>v2.5 candidate</w:t>
             </w:r>
           </w:p>
         </w:tc>
@@ -1551,7 +1871,7 @@
             <w:r/>
             <w:r>
               <w:rPr>
-                <w:rFonts w:ascii="FangSong_GB2312" w:hAnsi="FangSong_GB2312" w:eastAsia="FangSong_GB2312" w:cs="FangSong_GB2312"/>
+                <w:rFonts w:ascii="Songti SC" w:hAnsi="Songti SC" w:eastAsia="Songti SC" w:cs="Songti SC"/>
                 <w:b/>
                 <w:sz w:val="18"/>
               </w:rPr>
@@ -1578,7 +1898,7 @@
             <w:r/>
             <w:r>
               <w:rPr>
-                <w:rFonts w:ascii="FangSong_GB2312" w:hAnsi="FangSong_GB2312" w:eastAsia="FangSong_GB2312" w:cs="FangSong_GB2312"/>
+                <w:rFonts w:ascii="Songti SC" w:hAnsi="Songti SC" w:eastAsia="Songti SC" w:cs="Songti SC"/>
                 <w:b/>
                 <w:sz w:val="18"/>
               </w:rPr>
@@ -1605,7 +1925,7 @@
             <w:r/>
             <w:r>
               <w:rPr>
-                <w:rFonts w:ascii="FangSong_GB2312" w:hAnsi="FangSong_GB2312" w:eastAsia="FangSong_GB2312" w:cs="FangSong_GB2312"/>
+                <w:rFonts w:ascii="Songti SC" w:hAnsi="Songti SC" w:eastAsia="Songti SC" w:cs="Songti SC"/>
                 <w:b/>
                 <w:sz w:val="18"/>
               </w:rPr>
@@ -1632,7 +1952,7 @@
             <w:r/>
             <w:r>
               <w:rPr>
-                <w:rFonts w:ascii="FangSong_GB2312" w:hAnsi="FangSong_GB2312" w:eastAsia="FangSong_GB2312" w:cs="FangSong_GB2312"/>
+                <w:rFonts w:ascii="Songti SC" w:hAnsi="Songti SC" w:eastAsia="Songti SC" w:cs="Songti SC"/>
                 <w:b/>
                 <w:sz w:val="18"/>
               </w:rPr>
@@ -1660,7 +1980,7 @@
             <w:r/>
             <w:r>
               <w:rPr>
-                <w:rFonts w:ascii="FangSong_GB2312" w:hAnsi="FangSong_GB2312" w:eastAsia="FangSong_GB2312" w:cs="FangSong_GB2312"/>
+                <w:rFonts w:ascii="Songti SC" w:hAnsi="Songti SC" w:eastAsia="Songti SC" w:cs="Songti SC"/>
                 <w:b w:val="0"/>
                 <w:sz w:val="18"/>
               </w:rPr>
@@ -1686,7 +2006,7 @@
             <w:r/>
             <w:r>
               <w:rPr>
-                <w:rFonts w:ascii="FangSong_GB2312" w:hAnsi="FangSong_GB2312" w:eastAsia="FangSong_GB2312" w:cs="FangSong_GB2312"/>
+                <w:rFonts w:ascii="Songti SC" w:hAnsi="Songti SC" w:eastAsia="Songti SC" w:cs="Songti SC"/>
                 <w:b w:val="0"/>
                 <w:sz w:val="18"/>
               </w:rPr>
@@ -1721,7 +2041,7 @@
             </w:r>
             <w:r>
               <w:rPr>
-                <w:rFonts w:ascii="FangSong_GB2312" w:hAnsi="FangSong_GB2312" w:eastAsia="FangSong_GB2312" w:cs="FangSong_GB2312"/>
+                <w:rFonts w:ascii="Songti SC" w:hAnsi="Songti SC" w:eastAsia="Songti SC" w:cs="Songti SC"/>
                 <w:b w:val="0"/>
                 <w:sz w:val="18"/>
               </w:rPr>
@@ -1738,11 +2058,11 @@
             </w:r>
             <w:r>
               <w:rPr>
-                <w:rFonts w:ascii="FangSong_GB2312" w:hAnsi="FangSong_GB2312" w:eastAsia="FangSong_GB2312" w:cs="FangSong_GB2312"/>
+                <w:rFonts w:ascii="Songti SC" w:hAnsi="Songti SC" w:eastAsia="Songti SC" w:cs="Songti SC"/>
                 <w:b w:val="0"/>
                 <w:sz w:val="18"/>
               </w:rPr>
-              <w:t xml:space="preserve"> 同步高有效；板级来源和极性由包装适配</w:t>
+              <w:t xml:space="preserve"> 同步高有效；VC709 200 MHz SYSCLK 经 MMCM 适配</w:t>
             </w:r>
           </w:p>
         </w:tc>
@@ -1764,11 +2084,11 @@
             <w:r/>
             <w:r>
               <w:rPr>
-                <w:rFonts w:ascii="FangSong_GB2312" w:hAnsi="FangSong_GB2312" w:eastAsia="FangSong_GB2312" w:cs="FangSong_GB2312"/>
+                <w:rFonts w:ascii="Songti SC" w:hAnsi="Songti SC" w:eastAsia="Songti SC" w:cs="Songti SC"/>
                 <w:b w:val="0"/>
                 <w:sz w:val="18"/>
               </w:rPr>
-              <w:t>核语义已定；板级阻塞</w:t>
+              <w:t>candidate implemented</w:t>
             </w:r>
           </w:p>
         </w:tc>
@@ -1792,7 +2112,7 @@
             <w:r/>
             <w:r>
               <w:rPr>
-                <w:rFonts w:ascii="FangSong_GB2312" w:hAnsi="FangSong_GB2312" w:eastAsia="FangSong_GB2312" w:cs="FangSong_GB2312"/>
+                <w:rFonts w:ascii="Songti SC" w:hAnsi="Songti SC" w:eastAsia="Songti SC" w:cs="Songti SC"/>
                 <w:b w:val="0"/>
                 <w:sz w:val="18"/>
               </w:rPr>
@@ -1818,7 +2138,7 @@
             <w:r/>
             <w:r>
               <w:rPr>
-                <w:rFonts w:ascii="FangSong_GB2312" w:hAnsi="FangSong_GB2312" w:eastAsia="FangSong_GB2312" w:cs="FangSong_GB2312"/>
+                <w:rFonts w:ascii="Songti SC" w:hAnsi="Songti SC" w:eastAsia="Songti SC" w:cs="Songti SC"/>
                 <w:b w:val="0"/>
                 <w:sz w:val="18"/>
               </w:rPr>
@@ -1853,7 +2173,7 @@
             </w:r>
             <w:r>
               <w:rPr>
-                <w:rFonts w:ascii="FangSong_GB2312" w:hAnsi="FangSong_GB2312" w:eastAsia="FangSong_GB2312" w:cs="FangSong_GB2312"/>
+                <w:rFonts w:ascii="Songti SC" w:hAnsi="Songti SC" w:eastAsia="Songti SC" w:cs="Songti SC"/>
                 <w:b w:val="0"/>
                 <w:sz w:val="18"/>
               </w:rPr>
@@ -1870,7 +2190,7 @@
             </w:r>
             <w:r>
               <w:rPr>
-                <w:rFonts w:ascii="FangSong_GB2312" w:hAnsi="FangSong_GB2312" w:eastAsia="FangSong_GB2312" w:cs="FangSong_GB2312"/>
+                <w:rFonts w:ascii="Songti SC" w:hAnsi="Songti SC" w:eastAsia="Songti SC" w:cs="Songti SC"/>
                 <w:b w:val="0"/>
                 <w:sz w:val="18"/>
               </w:rPr>
@@ -1887,7 +2207,7 @@
             </w:r>
             <w:r>
               <w:rPr>
-                <w:rFonts w:ascii="FangSong_GB2312" w:hAnsi="FangSong_GB2312" w:eastAsia="FangSong_GB2312" w:cs="FangSong_GB2312"/>
+                <w:rFonts w:ascii="Songti SC" w:hAnsi="Songti SC" w:eastAsia="Songti SC" w:cs="Songti SC"/>
                 <w:b w:val="0"/>
                 <w:sz w:val="18"/>
               </w:rPr>
@@ -1904,7 +2224,7 @@
             </w:r>
             <w:r>
               <w:rPr>
-                <w:rFonts w:ascii="FangSong_GB2312" w:hAnsi="FangSong_GB2312" w:eastAsia="FangSong_GB2312" w:cs="FangSong_GB2312"/>
+                <w:rFonts w:ascii="Songti SC" w:hAnsi="Songti SC" w:eastAsia="Songti SC" w:cs="Songti SC"/>
                 <w:b w:val="0"/>
                 <w:sz w:val="18"/>
               </w:rPr>
@@ -1930,7 +2250,7 @@
             <w:r/>
             <w:r>
               <w:rPr>
-                <w:rFonts w:ascii="FangSong_GB2312" w:hAnsi="FangSong_GB2312" w:eastAsia="FangSong_GB2312" w:cs="FangSong_GB2312"/>
+                <w:rFonts w:ascii="Songti SC" w:hAnsi="Songti SC" w:eastAsia="Songti SC" w:cs="Songti SC"/>
                 <w:b w:val="0"/>
                 <w:sz w:val="18"/>
               </w:rPr>
@@ -1958,7 +2278,7 @@
             <w:r/>
             <w:r>
               <w:rPr>
-                <w:rFonts w:ascii="FangSong_GB2312" w:hAnsi="FangSong_GB2312" w:eastAsia="FangSong_GB2312" w:cs="FangSong_GB2312"/>
+                <w:rFonts w:ascii="Songti SC" w:hAnsi="Songti SC" w:eastAsia="Songti SC" w:cs="Songti SC"/>
                 <w:b w:val="0"/>
                 <w:sz w:val="18"/>
               </w:rPr>
@@ -1984,7 +2304,7 @@
             <w:r/>
             <w:r>
               <w:rPr>
-                <w:rFonts w:ascii="FangSong_GB2312" w:hAnsi="FangSong_GB2312" w:eastAsia="FangSong_GB2312" w:cs="FangSong_GB2312"/>
+                <w:rFonts w:ascii="Songti SC" w:hAnsi="Songti SC" w:eastAsia="Songti SC" w:cs="Songti SC"/>
                 <w:b w:val="0"/>
                 <w:sz w:val="18"/>
               </w:rPr>
@@ -2019,7 +2339,7 @@
             </w:r>
             <w:r>
               <w:rPr>
-                <w:rFonts w:ascii="FangSong_GB2312" w:hAnsi="FangSong_GB2312" w:eastAsia="FangSong_GB2312" w:cs="FangSong_GB2312"/>
+                <w:rFonts w:ascii="Songti SC" w:hAnsi="Songti SC" w:eastAsia="Songti SC" w:cs="Songti SC"/>
                 <w:b w:val="0"/>
                 <w:sz w:val="18"/>
               </w:rPr>
@@ -2036,7 +2356,7 @@
             </w:r>
             <w:r>
               <w:rPr>
-                <w:rFonts w:ascii="FangSong_GB2312" w:hAnsi="FangSong_GB2312" w:eastAsia="FangSong_GB2312" w:cs="FangSong_GB2312"/>
+                <w:rFonts w:ascii="Songti SC" w:hAnsi="Songti SC" w:eastAsia="Songti SC" w:cs="Songti SC"/>
                 <w:b w:val="0"/>
                 <w:sz w:val="18"/>
               </w:rPr>
@@ -2053,7 +2373,7 @@
             </w:r>
             <w:r>
               <w:rPr>
-                <w:rFonts w:ascii="FangSong_GB2312" w:hAnsi="FangSong_GB2312" w:eastAsia="FangSong_GB2312" w:cs="FangSong_GB2312"/>
+                <w:rFonts w:ascii="Songti SC" w:hAnsi="Songti SC" w:eastAsia="Songti SC" w:cs="Songti SC"/>
                 <w:b w:val="0"/>
                 <w:sz w:val="18"/>
               </w:rPr>
@@ -2079,7 +2399,7 @@
             <w:r/>
             <w:r>
               <w:rPr>
-                <w:rFonts w:ascii="FangSong_GB2312" w:hAnsi="FangSong_GB2312" w:eastAsia="FangSong_GB2312" w:cs="FangSong_GB2312"/>
+                <w:rFonts w:ascii="Songti SC" w:hAnsi="Songti SC" w:eastAsia="Songti SC" w:cs="Songti SC"/>
                 <w:b w:val="0"/>
                 <w:sz w:val="18"/>
               </w:rPr>
@@ -2107,7 +2427,7 @@
             <w:r/>
             <w:r>
               <w:rPr>
-                <w:rFonts w:ascii="FangSong_GB2312" w:hAnsi="FangSong_GB2312" w:eastAsia="FangSong_GB2312" w:cs="FangSong_GB2312"/>
+                <w:rFonts w:ascii="Songti SC" w:hAnsi="Songti SC" w:eastAsia="Songti SC" w:cs="Songti SC"/>
                 <w:b w:val="0"/>
                 <w:sz w:val="18"/>
               </w:rPr>
@@ -2133,7 +2453,7 @@
             <w:r/>
             <w:r>
               <w:rPr>
-                <w:rFonts w:ascii="FangSong_GB2312" w:hAnsi="FangSong_GB2312" w:eastAsia="FangSong_GB2312" w:cs="FangSong_GB2312"/>
+                <w:rFonts w:ascii="Songti SC" w:hAnsi="Songti SC" w:eastAsia="Songti SC" w:cs="Songti SC"/>
                 <w:b w:val="0"/>
                 <w:sz w:val="18"/>
               </w:rPr>
@@ -2168,7 +2488,7 @@
             </w:r>
             <w:r>
               <w:rPr>
-                <w:rFonts w:ascii="FangSong_GB2312" w:hAnsi="FangSong_GB2312" w:eastAsia="FangSong_GB2312" w:cs="FangSong_GB2312"/>
+                <w:rFonts w:ascii="Songti SC" w:hAnsi="Songti SC" w:eastAsia="Songti SC" w:cs="Songti SC"/>
                 <w:b w:val="0"/>
                 <w:sz w:val="18"/>
               </w:rPr>
@@ -2185,7 +2505,7 @@
             </w:r>
             <w:r>
               <w:rPr>
-                <w:rFonts w:ascii="FangSong_GB2312" w:hAnsi="FangSong_GB2312" w:eastAsia="FangSong_GB2312" w:cs="FangSong_GB2312"/>
+                <w:rFonts w:ascii="Songti SC" w:hAnsi="Songti SC" w:eastAsia="Songti SC" w:cs="Songti SC"/>
                 <w:b w:val="0"/>
                 <w:sz w:val="18"/>
               </w:rPr>
@@ -2211,7 +2531,7 @@
             <w:r/>
             <w:r>
               <w:rPr>
-                <w:rFonts w:ascii="FangSong_GB2312" w:hAnsi="FangSong_GB2312" w:eastAsia="FangSong_GB2312" w:cs="FangSong_GB2312"/>
+                <w:rFonts w:ascii="Songti SC" w:hAnsi="Songti SC" w:eastAsia="Songti SC" w:cs="Songti SC"/>
                 <w:b w:val="0"/>
                 <w:sz w:val="18"/>
               </w:rPr>
@@ -2239,7 +2559,7 @@
             <w:r/>
             <w:r>
               <w:rPr>
-                <w:rFonts w:ascii="FangSong_GB2312" w:hAnsi="FangSong_GB2312" w:eastAsia="FangSong_GB2312" w:cs="FangSong_GB2312"/>
+                <w:rFonts w:ascii="Songti SC" w:hAnsi="Songti SC" w:eastAsia="Songti SC" w:cs="Songti SC"/>
                 <w:b w:val="0"/>
                 <w:sz w:val="18"/>
               </w:rPr>
@@ -2265,7 +2585,7 @@
             <w:r/>
             <w:r>
               <w:rPr>
-                <w:rFonts w:ascii="FangSong_GB2312" w:hAnsi="FangSong_GB2312" w:eastAsia="FangSong_GB2312" w:cs="FangSong_GB2312"/>
+                <w:rFonts w:ascii="Songti SC" w:hAnsi="Songti SC" w:eastAsia="Songti SC" w:cs="Songti SC"/>
                 <w:b w:val="0"/>
                 <w:sz w:val="18"/>
               </w:rPr>
@@ -2291,11 +2611,11 @@
             <w:r/>
             <w:r>
               <w:rPr>
-                <w:rFonts w:ascii="FangSong_GB2312" w:hAnsi="FangSong_GB2312" w:eastAsia="FangSong_GB2312" w:cs="FangSong_GB2312"/>
+                <w:rFonts w:ascii="Songti SC" w:hAnsi="Songti SC" w:eastAsia="Songti SC" w:cs="Songti SC"/>
                 <w:b w:val="0"/>
                 <w:sz w:val="18"/>
               </w:rPr>
-              <w:t>包装只能按权威原理图和 Master XDC 映射 TX/RX、IOSTANDARD 和 Bank</w:t>
+              <w:t>按 UG887 v1.6 与已入库 XTP213/Master XDC 交叉确认 CP2103 TX/RX、SYSCLK、CPU_RESET 和 IOSTANDARD</w:t>
             </w:r>
           </w:p>
         </w:tc>
@@ -2317,11 +2637,11 @@
             <w:r/>
             <w:r>
               <w:rPr>
-                <w:rFonts w:ascii="FangSong_GB2312" w:hAnsi="FangSong_GB2312" w:eastAsia="FangSong_GB2312" w:cs="FangSong_GB2312"/>
+                <w:rFonts w:ascii="Songti SC" w:hAnsi="Songti SC" w:eastAsia="Songti SC" w:cs="Songti SC"/>
                 <w:b w:val="0"/>
                 <w:sz w:val="18"/>
               </w:rPr>
-              <w:t>blocked</w:t>
+              <w:t>candidate implemented</w:t>
             </w:r>
           </w:p>
         </w:tc>
@@ -2346,7 +2666,7 @@
       </w:pPr>
       <w:r>
         <w:rPr>
-          <w:rFonts w:ascii="FangSong_GB2312" w:hAnsi="FangSong_GB2312" w:eastAsia="FangSong_GB2312" w:cs="FangSong_GB2312"/>
+          <w:rFonts w:ascii="Songti SC" w:hAnsi="Songti SC" w:eastAsia="Songti SC" w:cs="Songti SC"/>
           <w:b w:val="0"/>
           <w:sz w:val="22"/>
         </w:rPr>
@@ -2359,11 +2679,11 @@
       </w:pPr>
       <w:r>
         <w:rPr>
-          <w:rFonts w:ascii="FangSong_GB2312" w:hAnsi="FangSong_GB2312" w:eastAsia="FangSong_GB2312" w:cs="FangSong_GB2312"/>
+          <w:rFonts w:ascii="Songti SC" w:hAnsi="Songti SC" w:eastAsia="Songti SC" w:cs="Songti SC"/>
           <w:b w:val="0"/>
           <w:sz w:val="22"/>
         </w:rPr>
-        <w:t>精确板卡制造商/型号/修订、原理图、官方管脚表或 Master XDC、USB-UART 连接、晶振/复位电路、Bank VCCO/IOSTANDARD 和测试仪器未提供。因此物理管脚、电气约束、码流和实物确认测试均为阻塞，不得由 Agent 填入典型值代替。</w:t>
+        <w:t>AMD UG887 v1.6 与已入库的 Xilinx XTP213 Rev 1.0 原理图/官方 Master XDC 已交叉确认 VC709、XC7VX690T-2FFG1761C、200 MHz SYSCLK、CP2103 UART、CPU_RESET、管脚和 I/O 标准候选事实。本轮未生成 bitstream，也没有实物板卡修订确认、仪器或批准的确认规程，因此板测、批准、发布和交付仍为阻塞。</w:t>
       </w:r>
     </w:p>
     <w:p>
@@ -2380,7 +2700,7 @@
       </w:pPr>
       <w:r>
         <w:rPr>
-          <w:rFonts w:ascii="FangSong_GB2312" w:hAnsi="FangSong_GB2312" w:eastAsia="FangSong_GB2312" w:cs="FangSong_GB2312"/>
+          <w:rFonts w:ascii="Songti SC" w:hAnsi="Songti SC" w:eastAsia="Songti SC" w:cs="Songti SC"/>
           <w:b w:val="0"/>
           <w:sz w:val="22"/>
         </w:rPr>
@@ -2401,7 +2721,7 @@
       </w:pPr>
       <w:r>
         <w:rPr>
-          <w:rFonts w:ascii="FangSong_GB2312" w:hAnsi="FangSong_GB2312" w:eastAsia="FangSong_GB2312" w:cs="FangSong_GB2312"/>
+          <w:rFonts w:ascii="Songti SC" w:hAnsi="Songti SC" w:eastAsia="Songti SC" w:cs="Songti SC"/>
           <w:b w:val="0"/>
           <w:sz w:val="22"/>
         </w:rPr>
@@ -2422,7 +2742,7 @@
       </w:pPr>
       <w:r>
         <w:rPr>
-          <w:rFonts w:ascii="FangSong_GB2312" w:hAnsi="FangSong_GB2312" w:eastAsia="FangSong_GB2312" w:cs="FangSong_GB2312"/>
+          <w:rFonts w:ascii="Songti SC" w:hAnsi="Songti SC" w:eastAsia="Songti SC" w:cs="Songti SC"/>
           <w:b w:val="0"/>
           <w:sz w:val="22"/>
         </w:rPr>
@@ -2450,7 +2770,7 @@
     </w:pPr>
     <w:r>
       <w:rPr>
-        <w:rFonts w:ascii="FangSong_GB2312" w:hAnsi="FangSong_GB2312" w:eastAsia="FangSong_GB2312" w:cs="FangSong_GB2312"/>
+        <w:rFonts w:ascii="Songti SC" w:hAnsi="Songti SC" w:eastAsia="Songti SC" w:cs="Songti SC"/>
         <w:color w:val="666666"/>
         <w:sz w:val="18"/>
       </w:rPr>
@@ -2461,7 +2781,7 @@
     </w:r>
     <w:r>
       <w:rPr>
-        <w:rFonts w:ascii="FangSong_GB2312" w:hAnsi="FangSong_GB2312" w:eastAsia="FangSong_GB2312" w:cs="FangSong_GB2312"/>
+        <w:rFonts w:ascii="Songti SC" w:hAnsi="Songti SC" w:eastAsia="Songti SC" w:cs="Songti SC"/>
         <w:color w:val="666666"/>
         <w:sz w:val="18"/>
       </w:rPr>
@@ -2480,7 +2800,7 @@
     </w:pPr>
     <w:r>
       <w:rPr>
-        <w:rFonts w:ascii="FangSong_GB2312" w:hAnsi="FangSong_GB2312" w:eastAsia="FangSong_GB2312" w:cs="FangSong_GB2312"/>
+        <w:rFonts w:ascii="Songti SC" w:hAnsi="Songti SC" w:eastAsia="Songti SC" w:cs="Songti SC"/>
         <w:color w:val="666666"/>
         <w:sz w:val="17"/>
       </w:rPr>
@@ -2895,7 +3215,7 @@
       <w:spacing w:before="0" w:after="120" w:line="300" w:lineRule="auto"/>
     </w:pPr>
     <w:rPr>
-      <w:rFonts w:ascii="FangSong_GB2312" w:hAnsi="FangSong_GB2312" w:eastAsia="FangSong_GB2312" w:cs="FangSong_GB2312"/>
+      <w:rFonts w:ascii="Songti SC" w:hAnsi="Songti SC" w:eastAsia="Songti SC" w:cs="Songti SC"/>
       <w:sz w:val="22"/>
     </w:rPr>
   </w:style>
@@ -2958,7 +3278,7 @@
       <w:outlineLvl w:val="0"/>
     </w:pPr>
     <w:rPr>
-      <w:rFonts w:asciiTheme="majorHAnsi" w:eastAsiaTheme="majorEastAsia" w:hAnsiTheme="majorHAnsi" w:cstheme="majorBidi" w:ascii="FangSong_GB2312" w:hAnsi="FangSong_GB2312" w:eastAsia="FangSong_GB2312" w:cs="FangSong_GB2312"/>
+      <w:rFonts w:asciiTheme="majorHAnsi" w:eastAsiaTheme="majorEastAsia" w:hAnsiTheme="majorHAnsi" w:cstheme="majorBidi" w:ascii="Songti SC" w:hAnsi="Songti SC" w:eastAsia="Songti SC" w:cs="Songti SC"/>
       <w:b/>
       <w:bCs/>
       <w:color w:val="2E74B5"/>
@@ -2982,7 +3302,7 @@
       <w:outlineLvl w:val="1"/>
     </w:pPr>
     <w:rPr>
-      <w:rFonts w:asciiTheme="majorHAnsi" w:eastAsiaTheme="majorEastAsia" w:hAnsiTheme="majorHAnsi" w:cstheme="majorBidi" w:ascii="FangSong_GB2312" w:hAnsi="FangSong_GB2312" w:eastAsia="FangSong_GB2312" w:cs="FangSong_GB2312"/>
+      <w:rFonts w:asciiTheme="majorHAnsi" w:eastAsiaTheme="majorEastAsia" w:hAnsiTheme="majorHAnsi" w:cstheme="majorBidi" w:ascii="Songti SC" w:hAnsi="Songti SC" w:eastAsia="Songti SC" w:cs="Songti SC"/>
       <w:b/>
       <w:bCs/>
       <w:color w:val="2E74B5"/>
@@ -3006,7 +3326,7 @@
       <w:outlineLvl w:val="2"/>
     </w:pPr>
     <w:rPr>
-      <w:rFonts w:asciiTheme="majorHAnsi" w:eastAsiaTheme="majorEastAsia" w:hAnsiTheme="majorHAnsi" w:cstheme="majorBidi" w:ascii="FangSong_GB2312" w:hAnsi="FangSong_GB2312" w:eastAsia="FangSong_GB2312" w:cs="FangSong_GB2312"/>
+      <w:rFonts w:asciiTheme="majorHAnsi" w:eastAsiaTheme="majorEastAsia" w:hAnsiTheme="majorHAnsi" w:cstheme="majorBidi" w:ascii="Songti SC" w:hAnsi="Songti SC" w:eastAsia="Songti SC" w:cs="Songti SC"/>
       <w:b/>
       <w:bCs/>
       <w:color w:val="1F4D78"/>
@@ -3250,7 +3570,7 @@
       <w:jc w:val="center"/>
     </w:pPr>
     <w:rPr>
-      <w:rFonts w:asciiTheme="majorHAnsi" w:eastAsiaTheme="majorEastAsia" w:hAnsiTheme="majorHAnsi" w:cstheme="majorBidi" w:ascii="FangSong_GB2312" w:hAnsi="FangSong_GB2312" w:eastAsia="FangSong_GB2312" w:cs="FangSong_GB2312"/>
+      <w:rFonts w:asciiTheme="majorHAnsi" w:eastAsiaTheme="majorEastAsia" w:hAnsiTheme="majorHAnsi" w:cstheme="majorBidi" w:ascii="Songti SC" w:hAnsi="Songti SC" w:eastAsia="Songti SC" w:cs="Songti SC"/>
       <w:b w:val="0"/>
       <w:color w:val="000000"/>
       <w:spacing w:val="5"/>
@@ -3434,7 +3754,7 @@
       <w:contextualSpacing/>
     </w:pPr>
     <w:rPr>
-      <w:rFonts w:ascii="FangSong_GB2312" w:hAnsi="FangSong_GB2312" w:eastAsia="FangSong_GB2312" w:cs="FangSong_GB2312"/>
+      <w:rFonts w:ascii="Songti SC" w:hAnsi="Songti SC" w:eastAsia="Songti SC" w:cs="Songti SC"/>
       <w:sz w:val="22"/>
     </w:rPr>
   </w:style>
@@ -3479,7 +3799,7 @@
       <w:contextualSpacing/>
     </w:pPr>
     <w:rPr>
-      <w:rFonts w:ascii="FangSong_GB2312" w:hAnsi="FangSong_GB2312" w:eastAsia="FangSong_GB2312" w:cs="FangSong_GB2312"/>
+      <w:rFonts w:ascii="Songti SC" w:hAnsi="Songti SC" w:eastAsia="Songti SC" w:cs="Songti SC"/>
       <w:sz w:val="22"/>
     </w:rPr>
   </w:style>
